--- a/Laboratorio sesion 13.docx
+++ b/Laboratorio sesion 13.docx
@@ -1688,7 +1688,7 @@
           </mc:Choice>
           <mc:Fallback>
             <w:pict>
-              <v:shapetype w14:anchorId="378013CB" id="_x0000_t75" coordsize="21600,21600" o:spt="75" o:preferrelative="t" path="m@4@5l@4@11@9@11@9@5xe" filled="f" stroked="f">
+              <v:shapetype w14:anchorId="25EE79C6" id="_x0000_t75" coordsize="21600,21600" o:spt="75" o:preferrelative="t" path="m@4@5l@4@11@9@11@9@5xe" filled="f" stroked="f">
                 <v:stroke joinstyle="miter"/>
                 <v:formulas>
                   <v:f eqn="if lineDrawn pixelLineWidth 0"/>
@@ -1752,7 +1752,7 @@
           </mc:Choice>
           <mc:Fallback>
             <w:pict>
-              <v:shape w14:anchorId="5BD73A28" id="Entrada de lápiz 2" o:spid="_x0000_s1026" type="#_x0000_t75" style="position:absolute;margin-left:19.6pt;margin-top:-.35pt;width:46.85pt;height:13.95pt;z-index:251659264;visibility:visible;mso-wrap-style:square;mso-wrap-distance-left:9pt;mso-wrap-distance-top:0;mso-wrap-distance-right:9pt;mso-wrap-distance-bottom:0;mso-position-horizontal:absolute;mso-position-horizontal-relative:text;mso-position-vertical:absolute;mso-position-vertical-relative:text" o:gfxdata="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">
+              <v:shape w14:anchorId="75BA323A" id="Entrada de lápiz 2" o:spid="_x0000_s1026" type="#_x0000_t75" style="position:absolute;margin-left:19.6pt;margin-top:-.35pt;width:46.85pt;height:13.95pt;z-index:251659264;visibility:visible;mso-wrap-style:square;mso-wrap-distance-left:9pt;mso-wrap-distance-top:0;mso-wrap-distance-right:9pt;mso-wrap-distance-bottom:0;mso-position-horizontal:absolute;mso-position-horizontal-relative:text;mso-position-vertical:absolute;mso-position-vertical-relative:text" o:gfxdata="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">
                 <v:imagedata r:id="rId10" o:title=""/>
               </v:shape>
             </w:pict>
@@ -2293,7 +2293,7 @@
           </mc:Choice>
           <mc:Fallback>
             <w:pict>
-              <v:shape w14:anchorId="777427FE" id="Entrada de lápiz 5" o:spid="_x0000_s1026" type="#_x0000_t75" style="position:absolute;margin-left:52.45pt;margin-top:38.6pt;width:64.55pt;height:42.3pt;z-index:251663360;visibility:visible;mso-wrap-style:square;mso-wrap-distance-left:9pt;mso-wrap-distance-top:0;mso-wrap-distance-right:9pt;mso-wrap-distance-bottom:0;mso-position-horizontal:absolute;mso-position-horizontal-relative:text;mso-position-vertical:absolute;mso-position-vertical-relative:text" o:gfxdata="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">
+              <v:shape w14:anchorId="41B738AD" id="Entrada de lápiz 5" o:spid="_x0000_s1026" type="#_x0000_t75" style="position:absolute;margin-left:52.45pt;margin-top:38.6pt;width:64.55pt;height:42.3pt;z-index:251663360;visibility:visible;mso-wrap-style:square;mso-wrap-distance-left:9pt;mso-wrap-distance-top:0;mso-wrap-distance-right:9pt;mso-wrap-distance-bottom:0;mso-position-horizontal:absolute;mso-position-horizontal-relative:text;mso-position-vertical:absolute;mso-position-vertical-relative:text" o:gfxdata="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">
                 <v:imagedata r:id="rId16" o:title=""/>
               </v:shape>
             </w:pict>
@@ -2341,7 +2341,7 @@
           </mc:Choice>
           <mc:Fallback>
             <w:pict>
-              <v:shape w14:anchorId="331BF9FC" id="Entrada de lápiz 4" o:spid="_x0000_s1026" type="#_x0000_t75" style="position:absolute;margin-left:254.25pt;margin-top:3.9pt;width:169.6pt;height:163.1pt;z-index:251662336;visibility:visible;mso-wrap-style:square;mso-wrap-distance-left:9pt;mso-wrap-distance-top:0;mso-wrap-distance-right:9pt;mso-wrap-distance-bottom:0;mso-position-horizontal:absolute;mso-position-horizontal-relative:text;mso-position-vertical:absolute;mso-position-vertical-relative:text" o:gfxdata="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">
+              <v:shape w14:anchorId="17314E3E" id="Entrada de lápiz 4" o:spid="_x0000_s1026" type="#_x0000_t75" style="position:absolute;margin-left:254.25pt;margin-top:3.9pt;width:169.6pt;height:163.1pt;z-index:251662336;visibility:visible;mso-wrap-style:square;mso-wrap-distance-left:9pt;mso-wrap-distance-top:0;mso-wrap-distance-right:9pt;mso-wrap-distance-bottom:0;mso-position-horizontal:absolute;mso-position-horizontal-relative:text;mso-position-vertical:absolute;mso-position-vertical-relative:text" o:gfxdata="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">
                 <v:imagedata r:id="rId18" o:title=""/>
               </v:shape>
             </w:pict>
@@ -3068,7 +3068,7 @@
           </mc:Choice>
           <mc:Fallback>
             <w:pict>
-              <v:shape w14:anchorId="272116DF" id="Entrada de lápiz 6" o:spid="_x0000_s1026" type="#_x0000_t75" style="position:absolute;margin-left:406.65pt;margin-top:43.35pt;width:29.3pt;height:30.2pt;z-index:251667456;visibility:visible;mso-wrap-style:square;mso-wrap-distance-left:9pt;mso-wrap-distance-top:0;mso-wrap-distance-right:9pt;mso-wrap-distance-bottom:0;mso-position-horizontal:absolute;mso-position-horizontal-relative:text;mso-position-vertical:absolute;mso-position-vertical-relative:text" o:gfxdata="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">
+              <v:shape w14:anchorId="5C9149DC" id="Entrada de lápiz 6" o:spid="_x0000_s1026" type="#_x0000_t75" style="position:absolute;margin-left:406.65pt;margin-top:43.35pt;width:29.3pt;height:30.2pt;z-index:251667456;visibility:visible;mso-wrap-style:square;mso-wrap-distance-left:9pt;mso-wrap-distance-top:0;mso-wrap-distance-right:9pt;mso-wrap-distance-bottom:0;mso-position-horizontal:absolute;mso-position-horizontal-relative:text;mso-position-vertical:absolute;mso-position-vertical-relative:text" o:gfxdata="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">
                 <v:imagedata r:id="rId28" o:title=""/>
               </v:shape>
             </w:pict>
@@ -3199,7 +3199,7 @@
           </mc:Choice>
           <mc:Fallback>
             <w:pict>
-              <v:shape w14:anchorId="16499EDF" id="Entrada de lápiz 10" o:spid="_x0000_s1026" type="#_x0000_t75" style="position:absolute;margin-left:54.3pt;margin-top:66pt;width:116.95pt;height:126.35pt;z-index:251671552;visibility:visible;mso-wrap-style:square;mso-wrap-distance-left:9pt;mso-wrap-distance-top:0;mso-wrap-distance-right:9pt;mso-wrap-distance-bottom:0;mso-position-horizontal:absolute;mso-position-horizontal-relative:text;mso-position-vertical:absolute;mso-position-vertical-relative:text" o:gfxdata="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">
+              <v:shape w14:anchorId="17F10E19" id="Entrada de lápiz 10" o:spid="_x0000_s1026" type="#_x0000_t75" style="position:absolute;margin-left:54.3pt;margin-top:66pt;width:116.95pt;height:126.35pt;z-index:251671552;visibility:visible;mso-wrap-style:square;mso-wrap-distance-left:9pt;mso-wrap-distance-top:0;mso-wrap-distance-right:9pt;mso-wrap-distance-bottom:0;mso-position-horizontal:absolute;mso-position-horizontal-relative:text;mso-position-vertical:absolute;mso-position-vertical-relative:text" o:gfxdata="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">
                 <v:imagedata r:id="rId31" o:title=""/>
               </v:shape>
             </w:pict>
@@ -3246,7 +3246,7 @@
           </mc:Choice>
           <mc:Fallback>
             <w:pict>
-              <v:shape w14:anchorId="3828A86D" id="Entrada de lápiz 9" o:spid="_x0000_s1026" type="#_x0000_t75" style="position:absolute;margin-left:352.45pt;margin-top:66.85pt;width:122.5pt;height:75.05pt;z-index:251670528;visibility:visible;mso-wrap-style:square;mso-wrap-distance-left:9pt;mso-wrap-distance-top:0;mso-wrap-distance-right:9pt;mso-wrap-distance-bottom:0;mso-position-horizontal:absolute;mso-position-horizontal-relative:text;mso-position-vertical:absolute;mso-position-vertical-relative:text" o:gfxdata="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">
+              <v:shape w14:anchorId="18CD71B4" id="Entrada de lápiz 9" o:spid="_x0000_s1026" type="#_x0000_t75" style="position:absolute;margin-left:352.45pt;margin-top:66.85pt;width:122.5pt;height:75.05pt;z-index:251670528;visibility:visible;mso-wrap-style:square;mso-wrap-distance-left:9pt;mso-wrap-distance-top:0;mso-wrap-distance-right:9pt;mso-wrap-distance-bottom:0;mso-position-horizontal:absolute;mso-position-horizontal-relative:text;mso-position-vertical:absolute;mso-position-vertical-relative:text" o:gfxdata="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">
                 <v:imagedata r:id="rId33" o:title=""/>
               </v:shape>
             </w:pict>
@@ -4182,6 +4182,9 @@
         <w:ind w:left="489"/>
       </w:pPr>
       <w:r>
+        <w:rPr>
+          <w:noProof/>
+        </w:rPr>
         <w:drawing>
           <wp:inline distT="0" distB="0" distL="0" distR="0" wp14:anchorId="5676DAC8" wp14:editId="28B402A0">
             <wp:extent cx="2191056" cy="2924583"/>
@@ -4234,6 +4237,9 @@
         <w:ind w:left="489"/>
       </w:pPr>
       <w:r>
+        <w:rPr>
+          <w:noProof/>
+        </w:rPr>
         <w:drawing>
           <wp:inline distT="0" distB="0" distL="0" distR="0" wp14:anchorId="634E4347" wp14:editId="7E7AEBDE">
             <wp:extent cx="3726968" cy="2023745"/>
@@ -4366,7 +4372,7 @@
           </mc:Choice>
           <mc:Fallback>
             <w:pict>
-              <v:shape w14:anchorId="5E80C772" id="Entrada de lápiz 2" o:spid="_x0000_s1026" type="#_x0000_t75" style="position:absolute;margin-left:328.75pt;margin-top:69pt;width:31.6pt;height:39.15pt;z-index:251828224;visibility:visible;mso-wrap-style:square;mso-wrap-distance-left:9pt;mso-wrap-distance-top:0;mso-wrap-distance-right:9pt;mso-wrap-distance-bottom:0;mso-position-horizontal:absolute;mso-position-horizontal-relative:text;mso-position-vertical:absolute;mso-position-vertical-relative:text" o:gfxdata="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">
+              <v:shape w14:anchorId="4E786EC2" id="Entrada de lápiz 2" o:spid="_x0000_s1026" type="#_x0000_t75" style="position:absolute;margin-left:328.75pt;margin-top:69pt;width:31.6pt;height:39.15pt;z-index:251828224;visibility:visible;mso-wrap-style:square;mso-wrap-distance-left:9pt;mso-wrap-distance-top:0;mso-wrap-distance-right:9pt;mso-wrap-distance-bottom:0;mso-position-horizontal:absolute;mso-position-horizontal-relative:text;mso-position-vertical:absolute;mso-position-vertical-relative:text" o:gfxdata="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">
                 <v:imagedata r:id="rId38" o:title=""/>
               </v:shape>
             </w:pict>
@@ -4374,6 +4380,9 @@
         </mc:AlternateContent>
       </w:r>
       <w:r>
+        <w:rPr>
+          <w:noProof/>
+        </w:rPr>
         <w:drawing>
           <wp:inline distT="0" distB="0" distL="0" distR="0" wp14:anchorId="3F3A8CF9" wp14:editId="0A06A92E">
             <wp:extent cx="5133063" cy="2287905"/>
@@ -4417,6 +4426,9 @@
         <w:ind w:left="489"/>
       </w:pPr>
       <w:r>
+        <w:rPr>
+          <w:noProof/>
+        </w:rPr>
         <w:drawing>
           <wp:inline distT="0" distB="0" distL="0" distR="0" wp14:anchorId="5B412224" wp14:editId="704B57CA">
             <wp:extent cx="5077425" cy="2211705"/>
@@ -4469,6 +4481,9 @@
         <w:ind w:left="489"/>
       </w:pPr>
       <w:r>
+        <w:rPr>
+          <w:noProof/>
+        </w:rPr>
         <w:drawing>
           <wp:inline distT="0" distB="0" distL="0" distR="0" wp14:anchorId="623146FD" wp14:editId="08F48F73">
             <wp:extent cx="5314903" cy="2190630"/>
@@ -4573,6 +4588,9 @@
         <w:pStyle w:val="Textoindependiente"/>
       </w:pPr>
       <w:r>
+        <w:rPr>
+          <w:noProof/>
+        </w:rPr>
         <w:drawing>
           <wp:inline distT="0" distB="0" distL="0" distR="0" wp14:anchorId="65AD6903" wp14:editId="79666274">
             <wp:extent cx="4915745" cy="1990090"/>
@@ -4628,6 +4646,9 @@
         <w:pStyle w:val="Textoindependiente"/>
       </w:pPr>
       <w:r>
+        <w:rPr>
+          <w:noProof/>
+        </w:rPr>
         <w:drawing>
           <wp:inline distT="0" distB="0" distL="0" distR="0" wp14:anchorId="1DFDE7FE" wp14:editId="2DEC1A03">
             <wp:extent cx="5245438" cy="2235835"/>
@@ -4702,7 +4723,7 @@
           </mc:Choice>
           <mc:Fallback>
             <w:pict>
-              <v:shape w14:anchorId="121918AE" id="Entrada de lápiz 28" o:spid="_x0000_s1026" type="#_x0000_t75" style="position:absolute;margin-left:209.9pt;margin-top:23.55pt;width:5.7pt;height:5.7pt;z-index:251545088;visibility:visible;mso-wrap-style:square;mso-wrap-distance-left:9pt;mso-wrap-distance-top:0;mso-wrap-distance-right:9pt;mso-wrap-distance-bottom:0;mso-position-horizontal:absolute;mso-position-horizontal-relative:text;mso-position-vertical:absolute;mso-position-vertical-relative:text" o:gfxdata="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">
+              <v:shape w14:anchorId="16F812E6" id="Entrada de lápiz 28" o:spid="_x0000_s1026" type="#_x0000_t75" style="position:absolute;margin-left:209.9pt;margin-top:23.55pt;width:5.7pt;height:5.7pt;z-index:251545088;visibility:visible;mso-wrap-style:square;mso-wrap-distance-left:9pt;mso-wrap-distance-top:0;mso-wrap-distance-right:9pt;mso-wrap-distance-bottom:0;mso-position-horizontal:absolute;mso-position-horizontal-relative:text;mso-position-vertical:absolute;mso-position-vertical-relative:text" o:gfxdata="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">
                 <v:imagedata r:id="rId45" o:title=""/>
               </v:shape>
             </w:pict>
@@ -4747,7 +4768,7 @@
           </mc:Choice>
           <mc:Fallback>
             <w:pict>
-              <v:shape w14:anchorId="0636C2A9" id="Entrada de lápiz 62" o:spid="_x0000_s1026" type="#_x0000_t75" style="position:absolute;margin-left:-53.45pt;margin-top:111.7pt;width:5.7pt;height:5.7pt;z-index:251584000;visibility:visible;mso-wrap-style:square;mso-wrap-distance-left:9pt;mso-wrap-distance-top:0;mso-wrap-distance-right:9pt;mso-wrap-distance-bottom:0;mso-position-horizontal:absolute;mso-position-horizontal-relative:text;mso-position-vertical:absolute;mso-position-vertical-relative:text" o:gfxdata="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">
+              <v:shape w14:anchorId="2446E131" id="Entrada de lápiz 62" o:spid="_x0000_s1026" type="#_x0000_t75" style="position:absolute;margin-left:-53.45pt;margin-top:111.7pt;width:5.7pt;height:5.7pt;z-index:251584000;visibility:visible;mso-wrap-style:square;mso-wrap-distance-left:9pt;mso-wrap-distance-top:0;mso-wrap-distance-right:9pt;mso-wrap-distance-bottom:0;mso-position-horizontal:absolute;mso-position-horizontal-relative:text;mso-position-vertical:absolute;mso-position-vertical-relative:text" o:gfxdata="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">
                 <v:imagedata r:id="rId47" o:title=""/>
               </v:shape>
             </w:pict>
@@ -4792,7 +4813,7 @@
           </mc:Choice>
           <mc:Fallback>
             <w:pict>
-              <v:shape w14:anchorId="4783F81F" id="Entrada de lápiz 111" o:spid="_x0000_s1026" type="#_x0000_t75" style="position:absolute;margin-left:99.7pt;margin-top:46.55pt;width:5.7pt;height:5.7pt;z-index:251702784;visibility:visible;mso-wrap-style:square;mso-wrap-distance-left:9pt;mso-wrap-distance-top:0;mso-wrap-distance-right:9pt;mso-wrap-distance-bottom:0;mso-position-horizontal:absolute;mso-position-horizontal-relative:text;mso-position-vertical:absolute;mso-position-vertical-relative:text" o:gfxdata="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">
+              <v:shape w14:anchorId="24235781" id="Entrada de lápiz 111" o:spid="_x0000_s1026" type="#_x0000_t75" style="position:absolute;margin-left:99.7pt;margin-top:46.55pt;width:5.7pt;height:5.7pt;z-index:251702784;visibility:visible;mso-wrap-style:square;mso-wrap-distance-left:9pt;mso-wrap-distance-top:0;mso-wrap-distance-right:9pt;mso-wrap-distance-bottom:0;mso-position-horizontal:absolute;mso-position-horizontal-relative:text;mso-position-vertical:absolute;mso-position-vertical-relative:text" o:gfxdata="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">
                 <v:imagedata r:id="rId45" o:title=""/>
               </v:shape>
             </w:pict>
@@ -4837,7 +4858,7 @@
           </mc:Choice>
           <mc:Fallback>
             <w:pict>
-              <v:shape w14:anchorId="61EF648F" id="Entrada de lápiz 110" o:spid="_x0000_s1026" type="#_x0000_t75" style="position:absolute;margin-left:98.1pt;margin-top:47.05pt;width:5.7pt;height:5.7pt;z-index:251700736;visibility:visible;mso-wrap-style:square;mso-wrap-distance-left:9pt;mso-wrap-distance-top:0;mso-wrap-distance-right:9pt;mso-wrap-distance-bottom:0;mso-position-horizontal:absolute;mso-position-horizontal-relative:text;mso-position-vertical:absolute;mso-position-vertical-relative:text" o:gfxdata="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">
+              <v:shape w14:anchorId="0C70671E" id="Entrada de lápiz 110" o:spid="_x0000_s1026" type="#_x0000_t75" style="position:absolute;margin-left:98.1pt;margin-top:47.05pt;width:5.7pt;height:5.7pt;z-index:251700736;visibility:visible;mso-wrap-style:square;mso-wrap-distance-left:9pt;mso-wrap-distance-top:0;mso-wrap-distance-right:9pt;mso-wrap-distance-bottom:0;mso-position-horizontal:absolute;mso-position-horizontal-relative:text;mso-position-vertical:absolute;mso-position-vertical-relative:text" o:gfxdata="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">
                 <v:imagedata r:id="rId45" o:title=""/>
               </v:shape>
             </w:pict>
@@ -4882,7 +4903,7 @@
           </mc:Choice>
           <mc:Fallback>
             <w:pict>
-              <v:shape w14:anchorId="7DCFE4FB" id="Entrada de lápiz 109" o:spid="_x0000_s1026" type="#_x0000_t75" style="position:absolute;margin-left:99.7pt;margin-top:42.25pt;width:5.7pt;height:7.7pt;z-index:251698688;visibility:visible;mso-wrap-style:square;mso-wrap-distance-left:9pt;mso-wrap-distance-top:0;mso-wrap-distance-right:9pt;mso-wrap-distance-bottom:0;mso-position-horizontal:absolute;mso-position-horizontal-relative:text;mso-position-vertical:absolute;mso-position-vertical-relative:text" o:gfxdata="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">
+              <v:shape w14:anchorId="69C4AC19" id="Entrada de lápiz 109" o:spid="_x0000_s1026" type="#_x0000_t75" style="position:absolute;margin-left:99.7pt;margin-top:42.25pt;width:5.7pt;height:7.7pt;z-index:251698688;visibility:visible;mso-wrap-style:square;mso-wrap-distance-left:9pt;mso-wrap-distance-top:0;mso-wrap-distance-right:9pt;mso-wrap-distance-bottom:0;mso-position-horizontal:absolute;mso-position-horizontal-relative:text;mso-position-vertical:absolute;mso-position-vertical-relative:text" o:gfxdata="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">
                 <v:imagedata r:id="rId51" o:title=""/>
               </v:shape>
             </w:pict>
@@ -4927,7 +4948,7 @@
           </mc:Choice>
           <mc:Fallback>
             <w:pict>
-              <v:shape w14:anchorId="3DAA3790" id="Entrada de lápiz 162" o:spid="_x0000_s1026" type="#_x0000_t75" style="position:absolute;margin-left:181.25pt;margin-top:30.8pt;width:22.7pt;height:13.9pt;z-index:251786752;visibility:visible;mso-wrap-style:square;mso-wrap-distance-left:9pt;mso-wrap-distance-top:0;mso-wrap-distance-right:9pt;mso-wrap-distance-bottom:0;mso-position-horizontal:absolute;mso-position-horizontal-relative:text;mso-position-vertical:absolute;mso-position-vertical-relative:text" o:gfxdata="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">
+              <v:shape w14:anchorId="65B19126" id="Entrada de lápiz 162" o:spid="_x0000_s1026" type="#_x0000_t75" style="position:absolute;margin-left:181.25pt;margin-top:30.8pt;width:22.7pt;height:13.9pt;z-index:251786752;visibility:visible;mso-wrap-style:square;mso-wrap-distance-left:9pt;mso-wrap-distance-top:0;mso-wrap-distance-right:9pt;mso-wrap-distance-bottom:0;mso-position-horizontal:absolute;mso-position-horizontal-relative:text;mso-position-vertical:absolute;mso-position-vertical-relative:text" o:gfxdata="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">
                 <v:imagedata r:id="rId53" o:title=""/>
               </v:shape>
             </w:pict>
@@ -4972,7 +4993,7 @@
           </mc:Choice>
           <mc:Fallback>
             <w:pict>
-              <v:shape w14:anchorId="77D7BB72" id="Entrada de lápiz 198" o:spid="_x0000_s1026" type="#_x0000_t75" style="position:absolute;margin-left:281.95pt;margin-top:109.1pt;width:2.9pt;height:2.9pt;z-index:251827200;visibility:visible;mso-wrap-style:square;mso-wrap-distance-left:9pt;mso-wrap-distance-top:0;mso-wrap-distance-right:9pt;mso-wrap-distance-bottom:0;mso-position-horizontal:absolute;mso-position-horizontal-relative:text;mso-position-vertical:absolute;mso-position-vertical-relative:text" o:gfxdata="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">
+              <v:shape w14:anchorId="5A3A6F0E" id="Entrada de lápiz 198" o:spid="_x0000_s1026" type="#_x0000_t75" style="position:absolute;margin-left:281.95pt;margin-top:109.1pt;width:2.9pt;height:2.9pt;z-index:251827200;visibility:visible;mso-wrap-style:square;mso-wrap-distance-left:9pt;mso-wrap-distance-top:0;mso-wrap-distance-right:9pt;mso-wrap-distance-bottom:0;mso-position-horizontal:absolute;mso-position-horizontal-relative:text;mso-position-vertical:absolute;mso-position-vertical-relative:text" o:gfxdata="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">
                 <v:imagedata r:id="rId55" o:title=""/>
               </v:shape>
             </w:pict>
@@ -5017,7 +5038,7 @@
           </mc:Choice>
           <mc:Fallback>
             <w:pict>
-              <v:shape w14:anchorId="4AB0393A" id="Entrada de lápiz 197" o:spid="_x0000_s1026" type="#_x0000_t75" style="position:absolute;margin-left:281pt;margin-top:107pt;width:3.65pt;height:6.15pt;z-index:251826176;visibility:visible;mso-wrap-style:square;mso-wrap-distance-left:9pt;mso-wrap-distance-top:0;mso-wrap-distance-right:9pt;mso-wrap-distance-bottom:0;mso-position-horizontal:absolute;mso-position-horizontal-relative:text;mso-position-vertical:absolute;mso-position-vertical-relative:text" o:gfxdata="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">
+              <v:shape w14:anchorId="728A2FD4" id="Entrada de lápiz 197" o:spid="_x0000_s1026" type="#_x0000_t75" style="position:absolute;margin-left:281pt;margin-top:107pt;width:3.65pt;height:6.15pt;z-index:251826176;visibility:visible;mso-wrap-style:square;mso-wrap-distance-left:9pt;mso-wrap-distance-top:0;mso-wrap-distance-right:9pt;mso-wrap-distance-bottom:0;mso-position-horizontal:absolute;mso-position-horizontal-relative:text;mso-position-vertical:absolute;mso-position-vertical-relative:text" o:gfxdata="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">
                 <v:imagedata r:id="rId57" o:title=""/>
               </v:shape>
             </w:pict>
@@ -5062,7 +5083,7 @@
           </mc:Choice>
           <mc:Fallback>
             <w:pict>
-              <v:shape w14:anchorId="60645AA1" id="Entrada de lápiz 190" o:spid="_x0000_s1026" type="#_x0000_t75" style="position:absolute;margin-left:279.55pt;margin-top:111.85pt;width:2.9pt;height:2.9pt;z-index:251819008;visibility:visible;mso-wrap-style:square;mso-wrap-distance-left:9pt;mso-wrap-distance-top:0;mso-wrap-distance-right:9pt;mso-wrap-distance-bottom:0;mso-position-horizontal:absolute;mso-position-horizontal-relative:text;mso-position-vertical:absolute;mso-position-vertical-relative:text" o:gfxdata="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">
+              <v:shape w14:anchorId="36687E36" id="Entrada de lápiz 190" o:spid="_x0000_s1026" type="#_x0000_t75" style="position:absolute;margin-left:279.55pt;margin-top:111.85pt;width:2.9pt;height:2.9pt;z-index:251819008;visibility:visible;mso-wrap-style:square;mso-wrap-distance-left:9pt;mso-wrap-distance-top:0;mso-wrap-distance-right:9pt;mso-wrap-distance-bottom:0;mso-position-horizontal:absolute;mso-position-horizontal-relative:text;mso-position-vertical:absolute;mso-position-vertical-relative:text" o:gfxdata="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">
                 <v:imagedata r:id="rId55" o:title=""/>
               </v:shape>
             </w:pict>
@@ -5107,7 +5128,7 @@
           </mc:Choice>
           <mc:Fallback>
             <w:pict>
-              <v:shape w14:anchorId="4668AF03" id="Entrada de lápiz 189" o:spid="_x0000_s1026" type="#_x0000_t75" style="position:absolute;margin-left:265.6pt;margin-top:108.8pt;width:17.85pt;height:14.95pt;z-index:251817984;visibility:visible;mso-wrap-style:square;mso-wrap-distance-left:9pt;mso-wrap-distance-top:0;mso-wrap-distance-right:9pt;mso-wrap-distance-bottom:0;mso-position-horizontal:absolute;mso-position-horizontal-relative:text;mso-position-vertical:absolute;mso-position-vertical-relative:text" o:gfxdata="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">
+              <v:shape w14:anchorId="0B7B00FB" id="Entrada de lápiz 189" o:spid="_x0000_s1026" type="#_x0000_t75" style="position:absolute;margin-left:265.6pt;margin-top:108.8pt;width:17.85pt;height:14.95pt;z-index:251817984;visibility:visible;mso-wrap-style:square;mso-wrap-distance-left:9pt;mso-wrap-distance-top:0;mso-wrap-distance-right:9pt;mso-wrap-distance-bottom:0;mso-position-horizontal:absolute;mso-position-horizontal-relative:text;mso-position-vertical:absolute;mso-position-vertical-relative:text" o:gfxdata="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">
                 <v:imagedata r:id="rId60" o:title=""/>
               </v:shape>
             </w:pict>
@@ -5152,7 +5173,7 @@
           </mc:Choice>
           <mc:Fallback>
             <w:pict>
-              <v:shape w14:anchorId="020F6A56" id="Entrada de lápiz 172" o:spid="_x0000_s1026" type="#_x0000_t75" style="position:absolute;margin-left:-71.85pt;margin-top:75.35pt;width:2.9pt;height:2.9pt;z-index:251810816;visibility:visible;mso-wrap-style:square;mso-wrap-distance-left:9pt;mso-wrap-distance-top:0;mso-wrap-distance-right:9pt;mso-wrap-distance-bottom:0;mso-position-horizontal:absolute;mso-position-horizontal-relative:text;mso-position-vertical:absolute;mso-position-vertical-relative:text" o:gfxdata="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">
+              <v:shape w14:anchorId="1396387B" id="Entrada de lápiz 172" o:spid="_x0000_s1026" type="#_x0000_t75" style="position:absolute;margin-left:-71.85pt;margin-top:75.35pt;width:2.9pt;height:2.9pt;z-index:251810816;visibility:visible;mso-wrap-style:square;mso-wrap-distance-left:9pt;mso-wrap-distance-top:0;mso-wrap-distance-right:9pt;mso-wrap-distance-bottom:0;mso-position-horizontal:absolute;mso-position-horizontal-relative:text;mso-position-vertical:absolute;mso-position-vertical-relative:text" o:gfxdata="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">
                 <v:imagedata r:id="rId55" o:title=""/>
               </v:shape>
             </w:pict>
@@ -5197,7 +5218,7 @@
           </mc:Choice>
           <mc:Fallback>
             <w:pict>
-              <v:shape w14:anchorId="4C26ABE9" id="Entrada de lápiz 171" o:spid="_x0000_s1026" type="#_x0000_t75" style="position:absolute;margin-left:109.95pt;margin-top:35.75pt;width:21.6pt;height:13.4pt;z-index:251809792;visibility:visible;mso-wrap-style:square;mso-wrap-distance-left:9pt;mso-wrap-distance-top:0;mso-wrap-distance-right:9pt;mso-wrap-distance-bottom:0;mso-position-horizontal:absolute;mso-position-horizontal-relative:text;mso-position-vertical:absolute;mso-position-vertical-relative:text" o:gfxdata="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">
+              <v:shape w14:anchorId="17578A08" id="Entrada de lápiz 171" o:spid="_x0000_s1026" type="#_x0000_t75" style="position:absolute;margin-left:109.95pt;margin-top:35.75pt;width:21.6pt;height:13.4pt;z-index:251809792;visibility:visible;mso-wrap-style:square;mso-wrap-distance-left:9pt;mso-wrap-distance-top:0;mso-wrap-distance-right:9pt;mso-wrap-distance-bottom:0;mso-position-horizontal:absolute;mso-position-horizontal-relative:text;mso-position-vertical:absolute;mso-position-vertical-relative:text" o:gfxdata="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">
                 <v:imagedata r:id="rId63" o:title=""/>
               </v:shape>
             </w:pict>
@@ -5242,7 +5263,7 @@
           </mc:Choice>
           <mc:Fallback>
             <w:pict>
-              <v:shape w14:anchorId="53949652" id="Entrada de lápiz 170" o:spid="_x0000_s1026" type="#_x0000_t75" style="position:absolute;margin-left:115.65pt;margin-top:44.15pt;width:2.9pt;height:2.9pt;z-index:251808768;visibility:visible;mso-wrap-style:square;mso-wrap-distance-left:9pt;mso-wrap-distance-top:0;mso-wrap-distance-right:9pt;mso-wrap-distance-bottom:0;mso-position-horizontal:absolute;mso-position-horizontal-relative:text;mso-position-vertical:absolute;mso-position-vertical-relative:text" o:gfxdata="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">
+              <v:shape w14:anchorId="7BCC7CAC" id="Entrada de lápiz 170" o:spid="_x0000_s1026" type="#_x0000_t75" style="position:absolute;margin-left:115.65pt;margin-top:44.15pt;width:2.9pt;height:2.9pt;z-index:251808768;visibility:visible;mso-wrap-style:square;mso-wrap-distance-left:9pt;mso-wrap-distance-top:0;mso-wrap-distance-right:9pt;mso-wrap-distance-bottom:0;mso-position-horizontal:absolute;mso-position-horizontal-relative:text;mso-position-vertical:absolute;mso-position-vertical-relative:text" o:gfxdata="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">
                 <v:imagedata r:id="rId55" o:title=""/>
               </v:shape>
             </w:pict>
@@ -5287,7 +5308,7 @@
           </mc:Choice>
           <mc:Fallback>
             <w:pict>
-              <v:shape w14:anchorId="17B657EA" id="Entrada de lápiz 169" o:spid="_x0000_s1026" type="#_x0000_t75" style="position:absolute;margin-left:122.25pt;margin-top:54.05pt;width:2.9pt;height:2.9pt;z-index:251807744;visibility:visible;mso-wrap-style:square;mso-wrap-distance-left:9pt;mso-wrap-distance-top:0;mso-wrap-distance-right:9pt;mso-wrap-distance-bottom:0;mso-position-horizontal:absolute;mso-position-horizontal-relative:text;mso-position-vertical:absolute;mso-position-vertical-relative:text" o:gfxdata="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">
+              <v:shape w14:anchorId="64418D76" id="Entrada de lápiz 169" o:spid="_x0000_s1026" type="#_x0000_t75" style="position:absolute;margin-left:122.25pt;margin-top:54.05pt;width:2.9pt;height:2.9pt;z-index:251807744;visibility:visible;mso-wrap-style:square;mso-wrap-distance-left:9pt;mso-wrap-distance-top:0;mso-wrap-distance-right:9pt;mso-wrap-distance-bottom:0;mso-position-horizontal:absolute;mso-position-horizontal-relative:text;mso-position-vertical:absolute;mso-position-vertical-relative:text" o:gfxdata="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">
                 <v:imagedata r:id="rId55" o:title=""/>
               </v:shape>
             </w:pict>
@@ -5332,7 +5353,7 @@
           </mc:Choice>
           <mc:Fallback>
             <w:pict>
-              <v:shape w14:anchorId="729C94C4" id="Entrada de lápiz 168" o:spid="_x0000_s1026" type="#_x0000_t75" style="position:absolute;margin-left:113.75pt;margin-top:46.55pt;width:11.65pt;height:11.8pt;z-index:251806720;visibility:visible;mso-wrap-style:square;mso-wrap-distance-left:9pt;mso-wrap-distance-top:0;mso-wrap-distance-right:9pt;mso-wrap-distance-bottom:0;mso-position-horizontal:absolute;mso-position-horizontal-relative:text;mso-position-vertical:absolute;mso-position-vertical-relative:text" o:gfxdata="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">
+              <v:shape w14:anchorId="3DD404FF" id="Entrada de lápiz 168" o:spid="_x0000_s1026" type="#_x0000_t75" style="position:absolute;margin-left:113.75pt;margin-top:46.55pt;width:11.65pt;height:11.8pt;z-index:251806720;visibility:visible;mso-wrap-style:square;mso-wrap-distance-left:9pt;mso-wrap-distance-top:0;mso-wrap-distance-right:9pt;mso-wrap-distance-bottom:0;mso-position-horizontal:absolute;mso-position-horizontal-relative:text;mso-position-vertical:absolute;mso-position-vertical-relative:text" o:gfxdata="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">
                 <v:imagedata r:id="rId67" o:title=""/>
               </v:shape>
             </w:pict>
@@ -5377,7 +5398,7 @@
           </mc:Choice>
           <mc:Fallback>
             <w:pict>
-              <v:shape w14:anchorId="558E9061" id="Entrada de lápiz 166" o:spid="_x0000_s1026" type="#_x0000_t75" style="position:absolute;margin-left:114.05pt;margin-top:57.65pt;width:2.9pt;height:2.9pt;z-index:251804672;visibility:visible;mso-wrap-style:square;mso-wrap-distance-left:9pt;mso-wrap-distance-top:0;mso-wrap-distance-right:9pt;mso-wrap-distance-bottom:0;mso-position-horizontal:absolute;mso-position-horizontal-relative:text;mso-position-vertical:absolute;mso-position-vertical-relative:text" o:gfxdata="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">
+              <v:shape w14:anchorId="41223D4A" id="Entrada de lápiz 166" o:spid="_x0000_s1026" type="#_x0000_t75" style="position:absolute;margin-left:114.05pt;margin-top:57.65pt;width:2.9pt;height:2.9pt;z-index:251804672;visibility:visible;mso-wrap-style:square;mso-wrap-distance-left:9pt;mso-wrap-distance-top:0;mso-wrap-distance-right:9pt;mso-wrap-distance-bottom:0;mso-position-horizontal:absolute;mso-position-horizontal-relative:text;mso-position-vertical:absolute;mso-position-vertical-relative:text" o:gfxdata="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">
                 <v:imagedata r:id="rId55" o:title=""/>
               </v:shape>
             </w:pict>
@@ -6150,6 +6171,9 @@
         <w:ind w:left="489"/>
       </w:pPr>
       <w:r>
+        <w:rPr>
+          <w:noProof/>
+        </w:rPr>
         <w:drawing>
           <wp:inline distT="0" distB="0" distL="0" distR="0" wp14:anchorId="17F1AEA7" wp14:editId="13002A6F">
             <wp:extent cx="5172075" cy="2214538"/>
@@ -6193,6 +6217,9 @@
         <w:ind w:left="489"/>
       </w:pPr>
       <w:r>
+        <w:rPr>
+          <w:noProof/>
+        </w:rPr>
         <w:drawing>
           <wp:inline distT="0" distB="0" distL="0" distR="0" wp14:anchorId="05273BA8" wp14:editId="37544F48">
             <wp:extent cx="5427983" cy="2410460"/>
@@ -6236,6 +6263,9 @@
         <w:ind w:left="489"/>
       </w:pPr>
       <w:r>
+        <w:rPr>
+          <w:noProof/>
+        </w:rPr>
         <w:drawing>
           <wp:inline distT="0" distB="0" distL="0" distR="0" wp14:anchorId="3EBED166" wp14:editId="7672781D">
             <wp:extent cx="4562475" cy="2052497"/>
@@ -6282,23 +6312,281 @@
     <w:p>
       <w:pPr>
         <w:pStyle w:val="Textoindependiente"/>
-      </w:pPr>
-    </w:p>
-    <w:p>
-      <w:pPr>
         <w:ind w:left="489"/>
-        <w:rPr>
-          <w:b/>
-          <w:sz w:val="24"/>
-        </w:rPr>
-      </w:pPr>
-      <w:r>
+      </w:pPr>
+      <w:r>
+        <w:lastRenderedPageBreak/>
+        <w:drawing>
+          <wp:inline distT="0" distB="0" distL="0" distR="0" wp14:anchorId="05DAE3A5" wp14:editId="5D013315">
+            <wp:extent cx="4519295" cy="1837434"/>
+            <wp:effectExtent l="0" t="0" r="0" b="0"/>
+            <wp:docPr id="1465979868" name="Imagen 1"/>
+            <wp:cNvGraphicFramePr>
+              <a:graphicFrameLocks xmlns:a="http://schemas.openxmlformats.org/drawingml/2006/main" noChangeAspect="1"/>
+            </wp:cNvGraphicFramePr>
+            <a:graphic xmlns:a="http://schemas.openxmlformats.org/drawingml/2006/main">
+              <a:graphicData uri="http://schemas.openxmlformats.org/drawingml/2006/picture">
+                <pic:pic xmlns:pic="http://schemas.openxmlformats.org/drawingml/2006/picture">
+                  <pic:nvPicPr>
+                    <pic:cNvPr id="1465979868" name=""/>
+                    <pic:cNvPicPr/>
+                  </pic:nvPicPr>
+                  <pic:blipFill>
+                    <a:blip r:embed="rId72"/>
+                    <a:stretch>
+                      <a:fillRect/>
+                    </a:stretch>
+                  </pic:blipFill>
+                  <pic:spPr>
+                    <a:xfrm>
+                      <a:off x="0" y="0"/>
+                      <a:ext cx="4535723" cy="1844113"/>
+                    </a:xfrm>
+                    <a:prstGeom prst="rect">
+                      <a:avLst/>
+                    </a:prstGeom>
+                  </pic:spPr>
+                </pic:pic>
+              </a:graphicData>
+            </a:graphic>
+          </wp:inline>
+        </w:drawing>
+      </w:r>
+    </w:p>
+    <w:p>
+      <w:pPr>
+        <w:pStyle w:val="Textoindependiente"/>
+        <w:ind w:left="489"/>
+      </w:pPr>
+      <w:r>
+        <w:t xml:space="preserve">Luego la segmentación que representa el Nombre del plan </w:t>
+      </w:r>
+    </w:p>
+    <w:p>
+      <w:pPr>
+        <w:pStyle w:val="Textoindependiente"/>
+        <w:ind w:left="489"/>
+      </w:pPr>
+      <w:r>
+        <w:drawing>
+          <wp:inline distT="0" distB="0" distL="0" distR="0" wp14:anchorId="47D30D41" wp14:editId="52DA0FD9">
+            <wp:extent cx="4785995" cy="1869731"/>
+            <wp:effectExtent l="0" t="0" r="0" b="0"/>
+            <wp:docPr id="408810788" name="Imagen 1"/>
+            <wp:cNvGraphicFramePr>
+              <a:graphicFrameLocks xmlns:a="http://schemas.openxmlformats.org/drawingml/2006/main" noChangeAspect="1"/>
+            </wp:cNvGraphicFramePr>
+            <a:graphic xmlns:a="http://schemas.openxmlformats.org/drawingml/2006/main">
+              <a:graphicData uri="http://schemas.openxmlformats.org/drawingml/2006/picture">
+                <pic:pic xmlns:pic="http://schemas.openxmlformats.org/drawingml/2006/picture">
+                  <pic:nvPicPr>
+                    <pic:cNvPr id="408810788" name=""/>
+                    <pic:cNvPicPr/>
+                  </pic:nvPicPr>
+                  <pic:blipFill>
+                    <a:blip r:embed="rId73"/>
+                    <a:stretch>
+                      <a:fillRect/>
+                    </a:stretch>
+                  </pic:blipFill>
+                  <pic:spPr>
+                    <a:xfrm>
+                      <a:off x="0" y="0"/>
+                      <a:ext cx="4801742" cy="1875883"/>
+                    </a:xfrm>
+                    <a:prstGeom prst="rect">
+                      <a:avLst/>
+                    </a:prstGeom>
+                  </pic:spPr>
+                </pic:pic>
+              </a:graphicData>
+            </a:graphic>
+          </wp:inline>
+        </w:drawing>
+      </w:r>
+    </w:p>
+    <w:p>
+      <w:pPr>
+        <w:pStyle w:val="Textoindependiente"/>
+        <w:ind w:left="489"/>
+      </w:pPr>
+      <w:r>
+        <w:t xml:space="preserve">Hacemos otro grafico que represente el Costro Mensual y el Nombre del plan </w:t>
+      </w:r>
+    </w:p>
+    <w:p>
+      <w:pPr>
+        <w:pStyle w:val="Textoindependiente"/>
+        <w:ind w:left="489"/>
+      </w:pPr>
+      <w:r>
+        <w:drawing>
+          <wp:inline distT="0" distB="0" distL="0" distR="0" wp14:anchorId="1B47DFDC" wp14:editId="1A7726B2">
+            <wp:extent cx="4635894" cy="1901825"/>
+            <wp:effectExtent l="0" t="0" r="0" b="3175"/>
+            <wp:docPr id="1449939217" name="Imagen 1"/>
+            <wp:cNvGraphicFramePr>
+              <a:graphicFrameLocks xmlns:a="http://schemas.openxmlformats.org/drawingml/2006/main" noChangeAspect="1"/>
+            </wp:cNvGraphicFramePr>
+            <a:graphic xmlns:a="http://schemas.openxmlformats.org/drawingml/2006/main">
+              <a:graphicData uri="http://schemas.openxmlformats.org/drawingml/2006/picture">
+                <pic:pic xmlns:pic="http://schemas.openxmlformats.org/drawingml/2006/picture">
+                  <pic:nvPicPr>
+                    <pic:cNvPr id="1449939217" name=""/>
+                    <pic:cNvPicPr/>
+                  </pic:nvPicPr>
+                  <pic:blipFill>
+                    <a:blip r:embed="rId74"/>
+                    <a:stretch>
+                      <a:fillRect/>
+                    </a:stretch>
+                  </pic:blipFill>
+                  <pic:spPr>
+                    <a:xfrm>
+                      <a:off x="0" y="0"/>
+                      <a:ext cx="4645364" cy="1905710"/>
+                    </a:xfrm>
+                    <a:prstGeom prst="rect">
+                      <a:avLst/>
+                    </a:prstGeom>
+                  </pic:spPr>
+                </pic:pic>
+              </a:graphicData>
+            </a:graphic>
+          </wp:inline>
+        </w:drawing>
+      </w:r>
+    </w:p>
+    <w:p>
+      <w:pPr>
+        <w:pStyle w:val="Textoindependiente"/>
+        <w:ind w:left="489"/>
+      </w:pPr>
+      <w:r>
+        <w:t xml:space="preserve">Y aclaramos que es un promedio de costos </w:t>
+      </w:r>
+    </w:p>
+    <w:p>
+      <w:pPr>
+        <w:pStyle w:val="Textoindependiente"/>
+        <w:ind w:left="489"/>
+      </w:pPr>
+      <w:r>
+        <w:rPr>
+          <w:noProof/>
+        </w:rPr>
+        <mc:AlternateContent>
+          <mc:Choice Requires="wpi">
+            <w:drawing>
+              <wp:anchor distT="0" distB="0" distL="114300" distR="114300" simplePos="0" relativeHeight="251829248" behindDoc="0" locked="0" layoutInCell="1" allowOverlap="1" wp14:anchorId="73671ECD" wp14:editId="4FCEEB41">
+                <wp:simplePos x="0" y="0"/>
+                <wp:positionH relativeFrom="column">
+                  <wp:posOffset>3944965</wp:posOffset>
+                </wp:positionH>
+                <wp:positionV relativeFrom="paragraph">
+                  <wp:posOffset>1324610</wp:posOffset>
+                </wp:positionV>
+                <wp:extent cx="1223640" cy="497880"/>
+                <wp:effectExtent l="76200" t="76200" r="72390" b="73660"/>
+                <wp:wrapNone/>
+                <wp:docPr id="1172811913" name="Entrada de lápiz 2"/>
+                <wp:cNvGraphicFramePr/>
+                <a:graphic xmlns:a="http://schemas.openxmlformats.org/drawingml/2006/main">
+                  <a:graphicData uri="http://schemas.microsoft.com/office/word/2010/wordprocessingInk">
+                    <w14:contentPart bwMode="auto" r:id="rId75">
+                      <w14:nvContentPartPr>
+                        <w14:cNvContentPartPr/>
+                      </w14:nvContentPartPr>
+                      <w14:xfrm>
+                        <a:off x="0" y="0"/>
+                        <a:ext cx="1223640" cy="497880"/>
+                      </w14:xfrm>
+                    </w14:contentPart>
+                  </a:graphicData>
+                </a:graphic>
+              </wp:anchor>
+            </w:drawing>
+          </mc:Choice>
+          <mc:Fallback>
+            <w:pict>
+              <v:shape w14:anchorId="691F1542" id="Entrada de lápiz 2" o:spid="_x0000_s1026" type="#_x0000_t75" style="position:absolute;margin-left:309.25pt;margin-top:102.9pt;width:99.2pt;height:42pt;z-index:251829248;visibility:visible;mso-wrap-style:square;mso-wrap-distance-left:9pt;mso-wrap-distance-top:0;mso-wrap-distance-right:9pt;mso-wrap-distance-bottom:0;mso-position-horizontal:absolute;mso-position-horizontal-relative:text;mso-position-vertical:absolute;mso-position-vertical-relative:text" o:gfxdata="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">
+                <v:imagedata r:id="rId76" o:title=""/>
+              </v:shape>
+            </w:pict>
+          </mc:Fallback>
+        </mc:AlternateContent>
+      </w:r>
+      <w:r>
+        <w:drawing>
+          <wp:inline distT="0" distB="0" distL="0" distR="0" wp14:anchorId="3229D6F3" wp14:editId="6993ABCF">
+            <wp:extent cx="5004121" cy="1898015"/>
+            <wp:effectExtent l="0" t="0" r="6350" b="6985"/>
+            <wp:docPr id="1530508590" name="Imagen 1"/>
+            <wp:cNvGraphicFramePr>
+              <a:graphicFrameLocks xmlns:a="http://schemas.openxmlformats.org/drawingml/2006/main" noChangeAspect="1"/>
+            </wp:cNvGraphicFramePr>
+            <a:graphic xmlns:a="http://schemas.openxmlformats.org/drawingml/2006/main">
+              <a:graphicData uri="http://schemas.openxmlformats.org/drawingml/2006/picture">
+                <pic:pic xmlns:pic="http://schemas.openxmlformats.org/drawingml/2006/picture">
+                  <pic:nvPicPr>
+                    <pic:cNvPr id="1530508590" name=""/>
+                    <pic:cNvPicPr/>
+                  </pic:nvPicPr>
+                  <pic:blipFill>
+                    <a:blip r:embed="rId77"/>
+                    <a:stretch>
+                      <a:fillRect/>
+                    </a:stretch>
+                  </pic:blipFill>
+                  <pic:spPr>
+                    <a:xfrm>
+                      <a:off x="0" y="0"/>
+                      <a:ext cx="5010062" cy="1900269"/>
+                    </a:xfrm>
+                    <a:prstGeom prst="rect">
+                      <a:avLst/>
+                    </a:prstGeom>
+                  </pic:spPr>
+                </pic:pic>
+              </a:graphicData>
+            </a:graphic>
+          </wp:inline>
+        </w:drawing>
+      </w:r>
+    </w:p>
+    <w:p>
+      <w:pPr>
+        <w:ind w:left="489"/>
         <w:rPr>
           <w:b/>
           <w:spacing w:val="-2"/>
           <w:sz w:val="24"/>
         </w:rPr>
+      </w:pPr>
+      <w:r>
+        <w:rPr>
+          <w:b/>
+          <w:spacing w:val="-2"/>
+          <w:sz w:val="24"/>
+        </w:rPr>
         <w:t>CONCLUSIONES</w:t>
+      </w:r>
+    </w:p>
+    <w:p>
+      <w:pPr>
+        <w:ind w:left="489"/>
+        <w:rPr>
+          <w:b/>
+          <w:sz w:val="24"/>
+        </w:rPr>
+      </w:pPr>
+      <w:r>
+        <w:rPr>
+          <w:b/>
+          <w:spacing w:val="-2"/>
+          <w:sz w:val="24"/>
+        </w:rPr>
+        <w:t xml:space="preserve">El análisis de los datos de clientes, suscriptores y planes de un servicio de streaming en Power BI, nos permite obtener una visión clara sobre el comportamiento de los usuarios y el rendimiento de los diferentes planes de suscripción </w:t>
       </w:r>
     </w:p>
     <w:p>
@@ -6339,6 +6627,7 @@
         <w:ind w:left="489"/>
         <w:rPr>
           <w:b/>
+          <w:spacing w:val="-2"/>
           <w:sz w:val="24"/>
         </w:rPr>
       </w:pPr>
@@ -6379,6 +6668,56 @@
           <w:sz w:val="24"/>
         </w:rPr>
         <w:t>repositorio</w:t>
+      </w:r>
+    </w:p>
+    <w:p>
+      <w:pPr>
+        <w:ind w:left="489"/>
+        <w:rPr>
+          <w:b/>
+          <w:sz w:val="24"/>
+        </w:rPr>
+      </w:pPr>
+      <w:r>
+        <w:rPr>
+          <w:b/>
+          <w:sz w:val="24"/>
+        </w:rPr>
+        <w:drawing>
+          <wp:inline distT="0" distB="0" distL="0" distR="0" wp14:anchorId="14C3AB1A" wp14:editId="5FC59F37">
+            <wp:extent cx="6586220" cy="1546860"/>
+            <wp:effectExtent l="0" t="0" r="5080" b="0"/>
+            <wp:docPr id="2127786513" name="Imagen 1"/>
+            <wp:cNvGraphicFramePr>
+              <a:graphicFrameLocks xmlns:a="http://schemas.openxmlformats.org/drawingml/2006/main" noChangeAspect="1"/>
+            </wp:cNvGraphicFramePr>
+            <a:graphic xmlns:a="http://schemas.openxmlformats.org/drawingml/2006/main">
+              <a:graphicData uri="http://schemas.openxmlformats.org/drawingml/2006/picture">
+                <pic:pic xmlns:pic="http://schemas.openxmlformats.org/drawingml/2006/picture">
+                  <pic:nvPicPr>
+                    <pic:cNvPr id="2127786513" name=""/>
+                    <pic:cNvPicPr/>
+                  </pic:nvPicPr>
+                  <pic:blipFill>
+                    <a:blip r:embed="rId78"/>
+                    <a:stretch>
+                      <a:fillRect/>
+                    </a:stretch>
+                  </pic:blipFill>
+                  <pic:spPr>
+                    <a:xfrm>
+                      <a:off x="0" y="0"/>
+                      <a:ext cx="6586220" cy="1546860"/>
+                    </a:xfrm>
+                    <a:prstGeom prst="rect">
+                      <a:avLst/>
+                    </a:prstGeom>
+                  </pic:spPr>
+                </pic:pic>
+              </a:graphicData>
+            </a:graphic>
+          </wp:inline>
+        </w:drawing>
       </w:r>
     </w:p>
     <w:sectPr>
@@ -7511,7 +7850,7 @@
     </inkml:brush>
   </inkml:definitions>
   <inkml:trace contextRef="#ctx0" brushRef="#br0">0 77 24575,'0'0'-8191</inkml:trace>
-  <inkml:trace contextRef="#ctx0" brushRef="#br0" timeOffset="1183.62">0 1 24575,'0'0'-8191</inkml:trace>
+  <inkml:trace contextRef="#ctx0" brushRef="#br0" timeOffset="1183.61">0 1 24575,'0'0'-8191</inkml:trace>
 </inkml:ink>
 </file>
 
@@ -7873,6 +8212,33 @@
     </inkml:brush>
   </inkml:definitions>
   <inkml:trace contextRef="#ctx0" brushRef="#br0">0 0 24575,'0'0'-8191</inkml:trace>
+</inkml:ink>
+</file>
+
+<file path=word/ink/ink27.xml><?xml version="1.0" encoding="utf-8"?>
+<inkml:ink xmlns:inkml="http://www.w3.org/2003/InkML">
+  <inkml:definitions>
+    <inkml:context xml:id="ctx0">
+      <inkml:inkSource xml:id="inkSrc0">
+        <inkml:traceFormat>
+          <inkml:channel name="X" type="integer" min="-2.14748E9" max="2.14748E9" units="cm"/>
+          <inkml:channel name="Y" type="integer" min="-2.14748E9" max="2.14748E9" units="cm"/>
+          <inkml:channel name="F" type="integer" max="32767" units="dev"/>
+        </inkml:traceFormat>
+        <inkml:channelProperties>
+          <inkml:channelProperty channel="X" name="resolution" value="1000" units="1/cm"/>
+          <inkml:channelProperty channel="Y" name="resolution" value="1000" units="1/cm"/>
+          <inkml:channelProperty channel="F" name="resolution" value="0" units="1/dev"/>
+        </inkml:channelProperties>
+      </inkml:inkSource>
+      <inkml:timestamp xml:id="ts0" timeString="2026-04-07T03:33:27.669"/>
+    </inkml:context>
+    <inkml:brush xml:id="br0">
+      <inkml:brushProperty name="width" value="0.1" units="cm"/>
+      <inkml:brushProperty name="height" value="0.1" units="cm"/>
+    </inkml:brush>
+  </inkml:definitions>
+  <inkml:trace contextRef="#ctx0" brushRef="#br0">1962 190 24575,'-90'-4'0,"0"-5"0,-139-32 0,-96-10 0,290 47 0,1-2 0,-46-13 0,40 8 0,-44-5 0,-34 3 0,-134 2 0,158 9 0,54 0 0,0 1 0,0 2 0,0 2 0,-40 9 0,76-11 0,-1 0 0,1 0 0,-1 0 0,1 1 0,0 0 0,-1 0 0,1 0 0,0 0 0,0 1 0,1-1 0,-1 1 0,0 0 0,1 0 0,0 1 0,0-1 0,-5 8 0,3-2 0,1 1 0,0 0 0,0 0 0,1 0 0,-3 20 0,1-3 0,-10 24 0,-1-1 0,-3 0 0,-32 59 0,36-79 0,9-14 0,0-1 0,1 1 0,0 0 0,2 1 0,0-1 0,-2 27 0,6 103 0,2-61 0,-3-78 0,0-1 0,1 1 0,0-1 0,0 1 0,0-1 0,1 0 0,0 0 0,0 1 0,0-1 0,1-1 0,0 1 0,0 0 0,1-1 0,-1 1 0,1-1 0,0 0 0,1 0 0,-1-1 0,9 7 0,2 0 0,1-1 0,1-1 0,0 0 0,0-1 0,27 8 0,177 69 0,145 50 0,-332-127 0,0-1 0,48 4 0,-20-4 0,23 2 0,-53-7 0,0 2 0,-1 1 0,48 13 0,-16 2 0,0-4 0,1-1 0,1-4 0,-1-3 0,119 1 0,-94-11 0,98-15 0,-145 10 0,0-2 0,-1-1 0,0-3 0,57-24 0,-48 17 0,2 3 0,0 3 0,84-14 0,47-11 0,-85 14 0,-52 15 0,-1-2 0,54-22 0,-95 32 0,34-14 0,58-35 0,-77 38 0,0 0 0,-1-2 0,0 0 0,-1 0 0,-1-2 0,0 0 0,25-38 0,-34 45 0,-1 1 0,-1-1 0,0-1 0,0 1 0,-1-1 0,-1 0 0,0 0 0,0 0 0,-1 0 0,0 0 0,-1-1 0,0 1 0,-1-1 0,0 1 0,-1 0 0,-1-1 0,1 1 0,-5-14 0,2 16 0,1 0 0,-1 1 0,-1 0 0,0 0 0,0 0 0,0 1 0,-1-1 0,-11-10 0,-65-52 0,25 22 0,36 31 0,-2 2 0,0 0 0,-1 1 0,0 1 0,-32-11 0,6 1 0,-37-14 0,-114-31 0,113 40 0,41 16 0,-86-12 0,92 18 0,-27-1 0,-1 4 0,-87 5 0,33 1 0,94-3-1365,5 0-5461</inkml:trace>
 </inkml:ink>
 </file>
 
